--- a/downloads/intro-transcript-outro/14_E9.docx
+++ b/downloads/intro-transcript-outro/14_E9.docx
@@ -34,7 +34,23 @@
         <w:rPr>
           <w:color w:val="2EAF7D"/>
         </w:rPr>
-        <w:t xml:space="preserve">La propriété intellectuelle comme actif : ce n’est pas un trophée, c’est ce qui se licencie, se partage ou se défend.</w:t>
+        <w:t xml:space="preserve">Vous savez choisir un mode. Reste à voir la PI comme un actif : pas un cadre au mur, un levier.</w:t>
+      </w:r>
+    </w:p>
+    <w:p>
+      <w:r>
+        <w:rPr>
+          <w:color w:val="2EAF7D"/>
+        </w:rPr>
+        <w:t xml:space="preserve">Écoutez ce qui se licencie, se partage, se défend — c’est déjà le pont vers le grain transfert.</w:t>
+      </w:r>
+    </w:p>
+    <w:p>
+      <w:r>
+        <w:rPr>
+          <w:color w:val="2EAF7D"/>
+        </w:rPr>
+        <w:t xml:space="preserve">Sans cette stratégie, la valorisation n’a rien à négocier.</w:t>
       </w:r>
     </w:p>
     <w:p>
@@ -316,7 +332,15 @@
         <w:rPr>
           <w:color w:val="F48C2E"/>
         </w:rPr>
-        <w:t xml:space="preserve">Sans stratégie de PI, la valorisation n’a pas de levier. Avec une stratégie, elle ouvre des partenariats.</w:t>
+        <w:t xml:space="preserve">Avec une stratégie de PI, des portes s’ouvrent. Sans, le transfert se fait dans le flou.</w:t>
+      </w:r>
+    </w:p>
+    <w:p>
+      <w:r>
+        <w:rPr>
+          <w:color w:val="F48C2E"/>
+        </w:rPr>
+        <w:t xml:space="preserve">Le grain suivant pose la question suivante : quelle voie de valorisation, et quels contrats rendent le transfert possible.</w:t>
       </w:r>
     </w:p>
     <w:sectPr>

--- a/downloads/intro-transcript-outro/14_E9.docx
+++ b/downloads/intro-transcript-outro/14_E9.docx
@@ -24,7 +24,7 @@
       </w:pPr>
       <w:r>
         <w:rPr>
-          <w:color w:val="2EAF7D"/>
+          <w:color w:val="00AE69"/>
         </w:rPr>
         <w:t xml:space="preserve">Intro</w:t>
       </w:r>
@@ -32,7 +32,7 @@
     <w:p>
       <w:r>
         <w:rPr>
-          <w:color w:val="2EAF7D"/>
+          <w:color w:val="00AE69"/>
         </w:rPr>
         <w:t xml:space="preserve">Vous savez choisir un mode. Reste à voir la PI comme un actif : pas un cadre au mur, un levier.</w:t>
       </w:r>
@@ -40,7 +40,7 @@
     <w:p>
       <w:r>
         <w:rPr>
-          <w:color w:val="2EAF7D"/>
+          <w:color w:val="00AE69"/>
         </w:rPr>
         <w:t xml:space="preserve">Écoutez ce qui se licencie, se partage, se défend — c’est déjà le pont vers le grain transfert.</w:t>
       </w:r>
@@ -48,7 +48,7 @@
     <w:p>
       <w:r>
         <w:rPr>
-          <w:color w:val="2EAF7D"/>
+          <w:color w:val="00AE69"/>
         </w:rPr>
         <w:t xml:space="preserve">Sans cette stratégie, la valorisation n’a rien à négocier.</w:t>
       </w:r>
@@ -322,7 +322,7 @@
       </w:pPr>
       <w:r>
         <w:rPr>
-          <w:color w:val="F48C2E"/>
+          <w:color w:val="F0821A"/>
         </w:rPr>
         <w:t xml:space="preserve">Outro</w:t>
       </w:r>
@@ -330,7 +330,7 @@
     <w:p>
       <w:r>
         <w:rPr>
-          <w:color w:val="F48C2E"/>
+          <w:color w:val="F0821A"/>
         </w:rPr>
         <w:t xml:space="preserve">Avec une stratégie de PI, des portes s’ouvrent. Sans, le transfert se fait dans le flou.</w:t>
       </w:r>
@@ -338,7 +338,7 @@
     <w:p>
       <w:r>
         <w:rPr>
-          <w:color w:val="F48C2E"/>
+          <w:color w:val="F0821A"/>
         </w:rPr>
         <w:t xml:space="preserve">Le grain suivant pose la question suivante : quelle voie de valorisation, et quels contrats rendent le transfert possible.</w:t>
       </w:r>
@@ -373,7 +373,7 @@
       <w:b/>
       <w:sz w:val="36"/>
       <w:szCs w:val="36"/>
-      <w:color w:val="580F45"/>
+      <w:color w:val="63003C"/>
     </w:rPr>
   </w:style>
   <w:style w:type="paragraph" w:styleId="Heading2">
@@ -389,7 +389,7 @@
       <w:b/>
       <w:sz w:val="26"/>
       <w:szCs w:val="26"/>
-      <w:color w:val="F48C2E"/>
+      <w:color w:val="F0821A"/>
     </w:rPr>
   </w:style>
 </w:styles>
